--- a/templates/certificate-of-formation-llc.docx
+++ b/templates/certificate-of-formation-llc.docx
@@ -2,29 +2,6 @@
 <file path=word/document.xml><?xml version="1.0" encoding="utf-8"?>
 <w:document xmlns:wpc="http://schemas.microsoft.com/office/word/2010/wordprocessingCanvas" xmlns:mc="http://schemas.openxmlformats.org/markup-compatibility/2006" xmlns:o="urn:schemas-microsoft-com:office:office" xmlns:r="http://schemas.openxmlformats.org/officeDocument/2006/relationships" xmlns:m="http://schemas.openxmlformats.org/officeDocument/2006/math" xmlns:v="urn:schemas-microsoft-com:vml" xmlns:wp14="http://schemas.microsoft.com/office/word/2010/wordprocessingDrawing" xmlns:wp="http://schemas.openxmlformats.org/drawingml/2006/wordprocessingDrawing" xmlns:w10="urn:schemas-microsoft-com:office:word" xmlns:w="http://schemas.openxmlformats.org/wordprocessingml/2006/main" xmlns:w14="http://schemas.microsoft.com/office/word/2010/wordml" xmlns:w15="http://schemas.microsoft.com/office/word/2012/wordml" xmlns:wpg="http://schemas.microsoft.com/office/word/2010/wordprocessingGroup" xmlns:wpi="http://schemas.microsoft.com/office/word/2010/wordprocessingInk" xmlns:wne="http://schemas.microsoft.com/office/word/2006/wordml" xmlns:wps="http://schemas.microsoft.com/office/word/2010/wordprocessingShape" xmlns:cx="http://schemas.microsoft.com/office/drawing/2014/chartex" xmlns:cx1="http://schemas.microsoft.com/office/drawing/2015/9/8/chartex" xmlns:cx2="http://schemas.microsoft.com/office/drawing/2015/10/21/chartex" xmlns:cx3="http://schemas.microsoft.com/office/drawing/2016/5/9/chartex" xmlns:cx4="http://schemas.microsoft.com/office/drawing/2016/5/10/chartex" xmlns:cx5="http://schemas.microsoft.com/office/drawing/2016/5/11/chartex" xmlns:cx6="http://schemas.microsoft.com/office/drawing/2016/5/12/chartex" xmlns:cx7="http://schemas.microsoft.com/office/drawing/2016/5/13/chartex" xmlns:cx8="http://schemas.microsoft.com/office/drawing/2016/5/14/chartex" xmlns:aink="http://schemas.microsoft.com/office/drawing/2016/ink" xmlns:am3d="http://schemas.microsoft.com/office/drawing/2017/model3d" xmlns:w16cex="http://schemas.microsoft.com/office/word/2018/wordml/cex" xmlns:w16cid="http://schemas.microsoft.com/office/word/2016/wordml/cid" xmlns:w16="http://schemas.microsoft.com/office/word/2018/wordml" xmlns:w16sdtdh="http://schemas.microsoft.com/office/word/2020/wordml/sdtdatahash" xmlns:w16se="http://schemas.microsoft.com/office/word/2015/wordml/symex" mc:Ignorable="w14 w15 wp14">
   <w:body>
-    <w:p>
-      <w:pPr>
-        <w:spacing w:after="240"/>
-        <w:jc w:val="left"/>
-      </w:pPr>
-      <w:r>
-        <w:rPr>
-          <w:b/>
-          <w:i/>
-          <w:sz w:val="20"/>
-          <w:szCs w:val="20"/>
-        </w:rPr>
-        <w:t xml:space="preserve">Drafting note (delete before use): </w:t>
-      </w:r>
-      <w:r>
-        <w:rPr>
-          <w:i/>
-          <w:sz w:val="20"/>
-          <w:szCs w:val="20"/>
-        </w:rPr>
-        <w:t xml:space="preserve">The one-page document you file with Delaware to create the LLC. It is deliberately minimal — the internal rules live in the Operating Agreement. Replace bracketed terms before filing.</w:t>
-      </w:r>
-    </w:p>
     <w:p>
       <w:pPr>
         <w:spacing w:after="60" w:before="0"/>
@@ -67,7 +44,7 @@
           <w:sz w:val="26"/>
           <w:szCs w:val="26"/>
         </w:rPr>
-        <w:t xml:space="preserve">[COMPANY NAME], LLC</w:t>
+        <w:t>{Company Name}</w:t>
       </w:r>
     </w:p>
     <w:p>
@@ -92,7 +69,7 @@
         <w:t xml:space="preserve">FIRST.  </w:t>
       </w:r>
       <w:r>
-        <w:t xml:space="preserve">The name of the limited liability company is [COMPANY NAME], LLC.</w:t>
+        <w:t>The name of the limited liability company is {Company Name}.</w:t>
       </w:r>
     </w:p>
     <w:p>
@@ -108,7 +85,7 @@
         <w:t xml:space="preserve">SECOND.  </w:t>
       </w:r>
       <w:r>
-        <w:t xml:space="preserve">The address of its registered office in the State of Delaware is [REGISTERED OFFICE ADDRESS], and the name of its registered agent at that address is [REGISTERED AGENT NAME].</w:t>
+        <w:t>The address of its registered office in the State of Delaware is {Registered Office Address}, and the name of its registered agent at that address is {Registered Agent Name}.</w:t>
       </w:r>
     </w:p>
     <w:p>
@@ -117,7 +94,7 @@
         <w:jc w:val="both"/>
       </w:pPr>
       <w:r>
-        <w:t xml:space="preserve">IN WITNESS WHEREOF, the undersigned authorized person has executed this Certificate of Formation on [DATE].</w:t>
+        <w:t>IN WITNESS WHEREOF, the undersigned authorized person has executed this Certificate of Formation on {Effective Date}.</w:t>
       </w:r>
     </w:p>
     <w:p>
@@ -125,7 +102,7 @@
         <w:spacing w:after="0" w:before="360"/>
       </w:pPr>
       <w:r>
-        <w:t xml:space="preserve">______________________________</w:t>
+        <w:t>{signature:authorized-person_____}</w:t>
       </w:r>
     </w:p>
     <w:p>
@@ -133,7 +110,7 @@
         <w:spacing w:after="200"/>
       </w:pPr>
       <w:r>
-        <w:t xml:space="preserve">[AUTHORIZED PERSON NAME], Authorized Person</w:t>
+        <w:t>{Authorized Person Name}, Authorized Person</w:t>
       </w:r>
     </w:p>
     <w:sectPr>
@@ -255,7 +232,7 @@
         <w:sz w:val="20"/>
         <w:szCs w:val="20"/>
       </w:rPr>
-      <w:t xml:space="preserve">[COMPANY NAME], LLC — Certificate of Formation</w:t>
+      <w:t>{Company Name} — Certificate of Formation</w:t>
     </w:r>
   </w:p>
 </w:hdr>
